--- a/templates/2.8_设备安装记录.docx
+++ b/templates/2.8_设备安装记录.docx
@@ -26,7 +26,7 @@
           <w:sz w:val="21"/>
           <w:sz w:val="21"/>
         </w:rPr>
-        <w:t xml:space="preserve">工程名称：×××</w:t>
+        <w:t xml:space="preserve">工程名称：×××工程</w:t>
       </w:r>
     </w:p>
     <w:p>
@@ -39,7 +39,7 @@
           <w:sz w:val="21"/>
           <w:sz w:val="21"/>
         </w:rPr>
-        <w:t xml:space="preserve">编号：YS-XXXXXX</w:t>
+        <w:t xml:space="preserve">编号：项目编号-A13-流水号</w:t>
       </w:r>
     </w:p>
     <w:tbl>
@@ -55,16 +55,217 @@
         </w:tblBorders>
       </w:tblPr>
       <w:tblGrid>
-        <w:gridCol w:w="2200"/>
-        <w:gridCol w:w="2000"/>
-        <w:gridCol w:w="1800"/>
         <w:gridCol w:w="1600"/>
         <w:gridCol w:w="1600"/>
+        <w:gridCol w:w="1600"/>
+        <w:gridCol w:w="1600"/>
+        <w:gridCol w:w="1400"/>
+        <w:gridCol w:w="1400"/>
       </w:tblGrid>
       <w:tr>
         <w:tc>
           <w:tcPr>
-            <w:tcW w:w="2200" w:type="dxa"/>
+            <w:tcW w:w="1600" w:type="dxa"/>
+            <w:tcBorders>
+              <w:top w:val="single" w:sz="4" w:color="8A6A3A"/>
+              <w:left w:val="single" w:sz="4" w:color="8A6A3A"/>
+              <w:bottom w:val="single" w:sz="4" w:color="8A6A3A"/>
+              <w:right w:val="single" w:sz="4" w:color="8A6A3A"/>
+            </w:tcBorders>
+            <w:shd w:val="clear" w:color="auto" w:fill="FFF8EE"/>
+          </w:tcPr>
+          <w:p>
+            <w:pPr>
+              <w:spacing w:before="40" w:after="40"/>
+            </w:pPr>
+            <w:r>
+              <w:rPr>
+                <w:rFonts w:ascii="宋体" w:hAnsi="宋体" w:eastAsia="宋体"/>
+                <w:sz w:val="21"/>
+              </w:rPr>
+              <w:t xml:space="preserve">安装地点</w:t>
+            </w:r>
+          </w:p>
+        </w:tc>
+        <w:tc>
+          <w:tcPr>
+            <w:tcW w:w="3200" w:type="dxa"/>
+            <w:gridSpan w:val="2"/>
+            <w:tcBorders>
+              <w:top w:val="single" w:sz="4" w:color="8A6A3A"/>
+              <w:left w:val="single" w:sz="4" w:color="8A6A3A"/>
+              <w:bottom w:val="single" w:sz="4" w:color="8A6A3A"/>
+              <w:right w:val="single" w:sz="4" w:color="8A6A3A"/>
+            </w:tcBorders>
+            <w:shd w:val="clear" w:color="auto" w:fill="FFF8EE"/>
+          </w:tcPr>
+          <w:p>
+            <w:pPr>
+              <w:spacing w:before="40" w:after="40"/>
+            </w:pPr>
+            <w:r>
+              <w:rPr>
+                <w:rFonts w:ascii="宋体" w:hAnsi="宋体" w:eastAsia="宋体"/>
+                <w:sz w:val="21"/>
+              </w:rPr>
+              <w:t xml:space="preserve"/>
+            </w:r>
+          </w:p>
+        </w:tc>
+        <w:tc>
+          <w:tcPr>
+            <w:tcW w:w="1600" w:type="dxa"/>
+            <w:tcBorders>
+              <w:top w:val="single" w:sz="4" w:color="8A6A3A"/>
+              <w:left w:val="single" w:sz="4" w:color="8A6A3A"/>
+              <w:bottom w:val="single" w:sz="4" w:color="8A6A3A"/>
+              <w:right w:val="single" w:sz="4" w:color="8A6A3A"/>
+            </w:tcBorders>
+            <w:shd w:val="clear" w:color="auto" w:fill="FFF8EE"/>
+          </w:tcPr>
+          <w:p>
+            <w:pPr>
+              <w:spacing w:before="40" w:after="40"/>
+            </w:pPr>
+            <w:r>
+              <w:rPr>
+                <w:rFonts w:ascii="宋体" w:hAnsi="宋体" w:eastAsia="宋体"/>
+                <w:sz w:val="21"/>
+              </w:rPr>
+              <w:t xml:space="preserve">日期</w:t>
+            </w:r>
+          </w:p>
+        </w:tc>
+        <w:tc>
+          <w:tcPr>
+            <w:tcW w:w="2800" w:type="dxa"/>
+            <w:gridSpan w:val="2"/>
+            <w:tcBorders>
+              <w:top w:val="single" w:sz="4" w:color="8A6A3A"/>
+              <w:left w:val="single" w:sz="4" w:color="8A6A3A"/>
+              <w:bottom w:val="single" w:sz="4" w:color="8A6A3A"/>
+              <w:right w:val="single" w:sz="4" w:color="8A6A3A"/>
+            </w:tcBorders>
+            <w:shd w:val="clear" w:color="auto" w:fill="FFF8EE"/>
+          </w:tcPr>
+          <w:p>
+            <w:pPr>
+              <w:spacing w:before="40" w:after="40"/>
+            </w:pPr>
+            <w:r>
+              <w:rPr>
+                <w:rFonts w:ascii="宋体" w:hAnsi="宋体" w:eastAsia="宋体"/>
+                <w:sz w:val="21"/>
+              </w:rPr>
+              <w:t xml:space="preserve"/>
+            </w:r>
+          </w:p>
+        </w:tc>
+      </w:tr>
+      <w:tr>
+        <w:tc>
+          <w:tcPr>
+            <w:tcW w:w="1600" w:type="dxa"/>
+            <w:tcBorders>
+              <w:top w:val="single" w:sz="4" w:color="8A6A3A"/>
+              <w:left w:val="single" w:sz="4" w:color="8A6A3A"/>
+              <w:bottom w:val="single" w:sz="4" w:color="8A6A3A"/>
+              <w:right w:val="single" w:sz="4" w:color="8A6A3A"/>
+            </w:tcBorders>
+            <w:shd w:val="clear" w:color="auto" w:fill="FFF8EE"/>
+          </w:tcPr>
+          <w:p>
+            <w:pPr>
+              <w:spacing w:before="40" w:after="40"/>
+            </w:pPr>
+            <w:r>
+              <w:rPr>
+                <w:rFonts w:ascii="宋体" w:hAnsi="宋体" w:eastAsia="宋体"/>
+                <w:sz w:val="21"/>
+              </w:rPr>
+              <w:t xml:space="preserve">安装人</w:t>
+            </w:r>
+          </w:p>
+        </w:tc>
+        <w:tc>
+          <w:tcPr>
+            <w:tcW w:w="3200" w:type="dxa"/>
+            <w:gridSpan w:val="2"/>
+            <w:tcBorders>
+              <w:top w:val="single" w:sz="4" w:color="8A6A3A"/>
+              <w:left w:val="single" w:sz="4" w:color="8A6A3A"/>
+              <w:bottom w:val="single" w:sz="4" w:color="8A6A3A"/>
+              <w:right w:val="single" w:sz="4" w:color="8A6A3A"/>
+            </w:tcBorders>
+            <w:shd w:val="clear" w:color="auto" w:fill="FFF8EE"/>
+          </w:tcPr>
+          <w:p>
+            <w:pPr>
+              <w:spacing w:before="40" w:after="40"/>
+            </w:pPr>
+            <w:r>
+              <w:rPr>
+                <w:rFonts w:ascii="宋体" w:hAnsi="宋体" w:eastAsia="宋体"/>
+                <w:sz w:val="21"/>
+              </w:rPr>
+              <w:t xml:space="preserve"/>
+            </w:r>
+          </w:p>
+        </w:tc>
+        <w:tc>
+          <w:tcPr>
+            <w:tcW w:w="1600" w:type="dxa"/>
+            <w:tcBorders>
+              <w:top w:val="single" w:sz="4" w:color="8A6A3A"/>
+              <w:left w:val="single" w:sz="4" w:color="8A6A3A"/>
+              <w:bottom w:val="single" w:sz="4" w:color="8A6A3A"/>
+              <w:right w:val="single" w:sz="4" w:color="8A6A3A"/>
+            </w:tcBorders>
+            <w:shd w:val="clear" w:color="auto" w:fill="FFF8EE"/>
+          </w:tcPr>
+          <w:p>
+            <w:pPr>
+              <w:spacing w:before="40" w:after="40"/>
+            </w:pPr>
+            <w:r>
+              <w:rPr>
+                <w:rFonts w:ascii="宋体" w:hAnsi="宋体" w:eastAsia="宋体"/>
+                <w:sz w:val="21"/>
+              </w:rPr>
+              <w:t xml:space="preserve">监理人员</w:t>
+            </w:r>
+          </w:p>
+        </w:tc>
+        <w:tc>
+          <w:tcPr>
+            <w:tcW w:w="2800" w:type="dxa"/>
+            <w:gridSpan w:val="2"/>
+            <w:tcBorders>
+              <w:top w:val="single" w:sz="4" w:color="8A6A3A"/>
+              <w:left w:val="single" w:sz="4" w:color="8A6A3A"/>
+              <w:bottom w:val="single" w:sz="4" w:color="8A6A3A"/>
+              <w:right w:val="single" w:sz="4" w:color="8A6A3A"/>
+            </w:tcBorders>
+            <w:shd w:val="clear" w:color="auto" w:fill="FFF8EE"/>
+          </w:tcPr>
+          <w:p>
+            <w:pPr>
+              <w:spacing w:before="40" w:after="40"/>
+            </w:pPr>
+            <w:r>
+              <w:rPr>
+                <w:rFonts w:ascii="宋体" w:hAnsi="宋体" w:eastAsia="宋体"/>
+                <w:sz w:val="21"/>
+              </w:rPr>
+              <w:t xml:space="preserve"/>
+            </w:r>
+          </w:p>
+        </w:tc>
+      </w:tr>
+      <w:tr>
+        <w:tc>
+          <w:tcPr>
+            <w:tcW w:w="1600" w:type="dxa"/>
             <w:shd w:val="clear" w:color="auto" w:fill="6B3A2A"/>
             <w:tcBorders>
               <w:top w:val="single" w:sz="4" w:color="6B3A2A"/>
@@ -87,7 +288,7 @@
         </w:tc>
         <w:tc>
           <w:tcPr>
-            <w:tcW w:w="2000" w:type="dxa"/>
+            <w:tcW w:w="1600" w:type="dxa"/>
             <w:shd w:val="clear" w:color="auto" w:fill="6B3A2A"/>
             <w:tcBorders>
               <w:top w:val="single" w:sz="4" w:color="6B3A2A"/>
@@ -104,13 +305,13 @@
                 <w:rFonts w:eastAsia="黑体"/>
                 <w:sz w:val="20"/>
               </w:rPr>
-              <w:t>安装地点</w:t>
-            </w:r>
-          </w:p>
-        </w:tc>
-        <w:tc>
-          <w:tcPr>
-            <w:tcW w:w="1800" w:type="dxa"/>
+              <w:t>配件</w:t>
+            </w:r>
+          </w:p>
+        </w:tc>
+        <w:tc>
+          <w:tcPr>
+            <w:tcW w:w="1600" w:type="dxa"/>
             <w:shd w:val="clear" w:color="auto" w:fill="6B3A2A"/>
             <w:tcBorders>
               <w:top w:val="single" w:sz="4" w:color="6B3A2A"/>
@@ -127,7 +328,7 @@
                 <w:rFonts w:eastAsia="黑体"/>
                 <w:sz w:val="20"/>
               </w:rPr>
-              <w:t>安装人</w:t>
+              <w:t>安装地点</w:t>
             </w:r>
           </w:p>
         </w:tc>
@@ -150,13 +351,13 @@
                 <w:rFonts w:eastAsia="黑体"/>
                 <w:sz w:val="20"/>
               </w:rPr>
-              <w:t>日期</w:t>
-            </w:r>
-          </w:p>
-        </w:tc>
-        <w:tc>
-          <w:tcPr>
-            <w:tcW w:w="1600" w:type="dxa"/>
+              <w:t>工艺</w:t>
+            </w:r>
+          </w:p>
+        </w:tc>
+        <w:tc>
+          <w:tcPr>
+            <w:tcW w:w="1400" w:type="dxa"/>
             <w:shd w:val="clear" w:color="auto" w:fill="6B3A2A"/>
             <w:tcBorders>
               <w:top w:val="single" w:sz="4" w:color="6B3A2A"/>
@@ -173,7 +374,30 @@
                 <w:rFonts w:eastAsia="黑体"/>
                 <w:sz w:val="20"/>
               </w:rPr>
-              <w:t>结果</w:t>
+              <w:t>供电</w:t>
+            </w:r>
+          </w:p>
+        </w:tc>
+        <w:tc>
+          <w:tcPr>
+            <w:tcW w:w="1400" w:type="dxa"/>
+            <w:shd w:val="clear" w:color="auto" w:fill="6B3A2A"/>
+            <w:tcBorders>
+              <w:top w:val="single" w:sz="4" w:color="6B3A2A"/>
+              <w:left w:val="single" w:sz="4" w:color="6B3A2A"/>
+              <w:bottom w:val="single" w:sz="4" w:color="6B3A2A"/>
+              <w:right w:val="single" w:sz="4" w:color="6B3A2A"/>
+            </w:tcBorders>
+          </w:tcPr>
+          <w:p>
+            <w:r>
+              <w:rPr>
+                <w:b/>
+                <w:color w:val="FFFFFF"/>
+                <w:rFonts w:eastAsia="黑体"/>
+                <w:sz w:val="20"/>
+              </w:rPr>
+              <w:t>记录</w:t>
             </w:r>
           </w:p>
         </w:tc>
@@ -181,7 +405,7 @@
       <w:tr>
         <w:tc>
           <w:tcPr>
-            <w:tcW w:w="2200" w:type="dxa"/>
+            <w:tcW w:w="1600" w:type="dxa"/>
             <w:tcBorders>
               <w:top w:val="single" w:sz="4" w:color="8A6A3A"/>
               <w:left w:val="single" w:sz="4" w:color="8A6A3A"/>
@@ -205,7 +429,7 @@
         </w:tc>
         <w:tc>
           <w:tcPr>
-            <w:tcW w:w="2000" w:type="dxa"/>
+            <w:tcW w:w="1600" w:type="dxa"/>
             <w:tcBorders>
               <w:top w:val="single" w:sz="4" w:color="8A6A3A"/>
               <w:left w:val="single" w:sz="4" w:color="8A6A3A"/>
@@ -229,7 +453,7 @@
         </w:tc>
         <w:tc>
           <w:tcPr>
-            <w:tcW w:w="1800" w:type="dxa"/>
+            <w:tcW w:w="1600" w:type="dxa"/>
             <w:tcBorders>
               <w:top w:val="single" w:sz="4" w:color="8A6A3A"/>
               <w:left w:val="single" w:sz="4" w:color="8A6A3A"/>
@@ -277,7 +501,31 @@
         </w:tc>
         <w:tc>
           <w:tcPr>
-            <w:tcW w:w="1600" w:type="dxa"/>
+            <w:tcW w:w="1400" w:type="dxa"/>
+            <w:tcBorders>
+              <w:top w:val="single" w:sz="4" w:color="8A6A3A"/>
+              <w:left w:val="single" w:sz="4" w:color="8A6A3A"/>
+              <w:bottom w:val="single" w:sz="4" w:color="8A6A3A"/>
+              <w:right w:val="single" w:sz="4" w:color="8A6A3A"/>
+            </w:tcBorders>
+            <w:shd w:val="clear" w:color="auto" w:fill="FFF8EE"/>
+          </w:tcPr>
+          <w:p>
+            <w:pPr>
+              <w:spacing w:before="40" w:after="40"/>
+            </w:pPr>
+            <w:r>
+              <w:rPr>
+                <w:rFonts w:ascii="宋体" w:hAnsi="宋体" w:eastAsia="宋体"/>
+                <w:sz w:val="21"/>
+              </w:rPr>
+              <w:t xml:space="preserve">……</w:t>
+            </w:r>
+          </w:p>
+        </w:tc>
+        <w:tc>
+          <w:tcPr>
+            <w:tcW w:w="1400" w:type="dxa"/>
             <w:tcBorders>
               <w:top w:val="single" w:sz="4" w:color="8A6A3A"/>
               <w:left w:val="single" w:sz="4" w:color="8A6A3A"/>
